--- a/Files/01 - Bereshis/08 - Vayishlach/5786/Vayishlach 5786.docx
+++ b/Files/01 - Bereshis/08 - Vayishlach/5786/Vayishlach 5786.docx
@@ -674,7 +674,7 @@
           <w:rFonts w:ascii="Times New Roman" w:hAnsi="Times New Roman" w:cs="Times New Roman"/>
           <w:rtl/>
         </w:rPr>
-        <w:t>"</w:t>
+        <w:t>״</w:t>
       </w:r>
       <w:r>
         <w:rPr>
@@ -753,7 +753,7 @@
         <w:rPr>
           <w:rFonts w:ascii="Times New Roman" w:hAnsi="Times New Roman" w:cs="Times New Roman"/>
         </w:rPr>
-        <w:t xml:space="preserve"> Yoshe Ber Soloveitchik</w:t>
+        <w:t xml:space="preserve"> Yoshe Ber Soloveichik</w:t>
       </w:r>
       <w:r>
         <w:rPr>

--- a/Files/01 - Bereshis/08 - Vayishlach/5786/Vayishlach 5786.docx
+++ b/Files/01 - Bereshis/08 - Vayishlach/5786/Vayishlach 5786.docx
@@ -610,13 +610,7 @@
         <w:rPr>
           <w:rFonts w:ascii="Times New Roman" w:hAnsi="Times New Roman" w:cs="Times New Roman"/>
         </w:rPr>
-        <w:t>’</w:t>
-      </w:r>
-      <w:r>
-        <w:rPr>
-          <w:rFonts w:ascii="Times New Roman" w:hAnsi="Times New Roman" w:cs="Times New Roman"/>
-        </w:rPr>
-        <w:t xml:space="preserve">s no city in the world in </w:t>
+        <w:t xml:space="preserve">’s no city in the world </w:t>
       </w:r>
       <w:r>
         <w:rPr>
@@ -674,7 +668,7 @@
           <w:rFonts w:ascii="Times New Roman" w:hAnsi="Times New Roman" w:cs="Times New Roman"/>
           <w:rtl/>
         </w:rPr>
-        <w:t>״</w:t>
+        <w:t>"</w:t>
       </w:r>
       <w:r>
         <w:rPr>
@@ -753,7 +747,7 @@
         <w:rPr>
           <w:rFonts w:ascii="Times New Roman" w:hAnsi="Times New Roman" w:cs="Times New Roman"/>
         </w:rPr>
-        <w:t xml:space="preserve"> Yoshe Ber Soloveichik</w:t>
+        <w:t xml:space="preserve"> Yoshe Ber Soloveitchik</w:t>
       </w:r>
       <w:r>
         <w:rPr>
@@ -789,7 +783,19 @@
         <w:rPr>
           <w:rFonts w:ascii="Times New Roman" w:hAnsi="Times New Roman" w:cs="Times New Roman"/>
         </w:rPr>
-        <w:t>, and decided to go the Lubavitcher Rebbe</w:t>
+        <w:t>, and decided to go</w:t>
+      </w:r>
+      <w:r>
+        <w:rPr>
+          <w:rFonts w:ascii="Times New Roman" w:hAnsi="Times New Roman" w:cs="Times New Roman"/>
+        </w:rPr>
+        <w:t xml:space="preserve"> to</w:t>
+      </w:r>
+      <w:r>
+        <w:rPr>
+          <w:rFonts w:ascii="Times New Roman" w:hAnsi="Times New Roman" w:cs="Times New Roman"/>
+        </w:rPr>
+        <w:t xml:space="preserve"> the Lubavitcher Rebbe</w:t>
       </w:r>
       <w:r>
         <w:rPr>
@@ -831,7 +837,7 @@
         <w:rPr>
           <w:rFonts w:ascii="Times New Roman" w:hAnsi="Times New Roman" w:cs="Times New Roman"/>
         </w:rPr>
-        <w:t xml:space="preserve">e put on his army uniform, </w:t>
+        <w:t xml:space="preserve">e put on his army uniform </w:t>
       </w:r>
       <w:r>
         <w:rPr>

--- a/Files/01 - Bereshis/08 - Vayishlach/5786/Vayishlach 5786.docx
+++ b/Files/01 - Bereshis/08 - Vayishlach/5786/Vayishlach 5786.docx
@@ -668,7 +668,7 @@
           <w:rFonts w:ascii="Times New Roman" w:hAnsi="Times New Roman" w:cs="Times New Roman"/>
           <w:rtl/>
         </w:rPr>
-        <w:t>"</w:t>
+        <w:t>״</w:t>
       </w:r>
       <w:r>
         <w:rPr>
